--- a/Week 0.docx
+++ b/Week 0.docx
@@ -213,6 +213,167 @@
         <w:rPr>
           <w:b/>
           <w:bCs/>
+        </w:rPr>
+      </w:pPr>
+    </w:p>
+    <w:p>
+      <w:pPr>
+        <w:rPr>
+          <w:b/>
+          <w:bCs/>
+        </w:rPr>
+      </w:pPr>
+    </w:p>
+    <w:p>
+      <w:pPr>
+        <w:rPr>
+          <w:b/>
+          <w:bCs/>
+        </w:rPr>
+      </w:pPr>
+    </w:p>
+    <w:p>
+      <w:pPr>
+        <w:rPr>
+          <w:b/>
+          <w:bCs/>
+        </w:rPr>
+      </w:pPr>
+    </w:p>
+    <w:p>
+      <w:pPr>
+        <w:rPr>
+          <w:b/>
+          <w:bCs/>
+        </w:rPr>
+      </w:pPr>
+    </w:p>
+    <w:p>
+      <w:pPr>
+        <w:rPr>
+          <w:b/>
+          <w:bCs/>
+        </w:rPr>
+      </w:pPr>
+    </w:p>
+    <w:p>
+      <w:pPr>
+        <w:rPr>
+          <w:b/>
+          <w:bCs/>
+        </w:rPr>
+      </w:pPr>
+    </w:p>
+    <w:p>
+      <w:pPr>
+        <w:rPr>
+          <w:b/>
+          <w:bCs/>
+        </w:rPr>
+      </w:pPr>
+    </w:p>
+    <w:p>
+      <w:pPr>
+        <w:rPr>
+          <w:b/>
+          <w:bCs/>
+        </w:rPr>
+      </w:pPr>
+    </w:p>
+    <w:p>
+      <w:pPr>
+        <w:rPr>
+          <w:b/>
+          <w:bCs/>
+        </w:rPr>
+      </w:pPr>
+    </w:p>
+    <w:p>
+      <w:pPr>
+        <w:rPr>
+          <w:b/>
+          <w:bCs/>
+        </w:rPr>
+      </w:pPr>
+    </w:p>
+    <w:p>
+      <w:pPr>
+        <w:spacing w:line="240" w:lineRule="auto"/>
+        <w:rPr>
+          <w:b/>
+          <w:bCs/>
+        </w:rPr>
+      </w:pPr>
+      <w:r>
+        <w:rPr>
+          <w:b/>
+          <w:bCs/>
+        </w:rPr>
+        <w:lastRenderedPageBreak/>
+        <w:t xml:space="preserve">Name: </w:t>
+      </w:r>
+      <w:proofErr w:type="spellStart"/>
+      <w:r>
+        <w:rPr>
+          <w:b/>
+          <w:bCs/>
+        </w:rPr>
+        <w:t>Yashwanth</w:t>
+      </w:r>
+      <w:proofErr w:type="spellEnd"/>
+      <w:r>
+        <w:rPr>
+          <w:b/>
+          <w:bCs/>
+        </w:rPr>
+        <w:t xml:space="preserve"> S</w:t>
+      </w:r>
+    </w:p>
+    <w:p>
+      <w:pPr>
+        <w:rPr>
+          <w:b/>
+          <w:bCs/>
+        </w:rPr>
+      </w:pPr>
+      <w:r>
+        <w:rPr>
+          <w:b/>
+          <w:bCs/>
+        </w:rPr>
+        <w:t xml:space="preserve">Roll </w:t>
+      </w:r>
+      <w:proofErr w:type="gramStart"/>
+      <w:r>
+        <w:rPr>
+          <w:b/>
+          <w:bCs/>
+        </w:rPr>
+        <w:t>no :</w:t>
+      </w:r>
+      <w:proofErr w:type="gramEnd"/>
+      <w:r>
+        <w:rPr>
+          <w:b/>
+          <w:bCs/>
+        </w:rPr>
+        <w:t xml:space="preserve"> 241801323</w:t>
+      </w:r>
+    </w:p>
+    <w:p>
+      <w:pPr>
+        <w:spacing w:line="240" w:lineRule="auto"/>
+        <w:rPr>
+          <w:b/>
+          <w:bCs/>
+        </w:rPr>
+      </w:pPr>
+    </w:p>
+    <w:p>
+      <w:pPr>
+        <w:rPr>
+          <w:b/>
+          <w:bCs/>
           <w:noProof/>
           <w:lang w:val="en-IN" w:eastAsia="en-IN" w:bidi="ta-IN"/>
         </w:rPr>
@@ -223,7 +384,6 @@
           <w:b/>
           <w:bCs/>
         </w:rPr>
-        <w:lastRenderedPageBreak/>
         <w:t>1.Calculate</w:t>
       </w:r>
       <w:proofErr w:type="gramEnd"/>
@@ -309,53 +469,104 @@
     </w:p>
     <w:p>
       <w:pPr>
-        <w:jc w:val="center"/>
-        <w:rPr>
-          <w:b/>
-          <w:bCs/>
-        </w:rPr>
-      </w:pPr>
-    </w:p>
-    <w:p>
-      <w:pPr>
-        <w:jc w:val="center"/>
-        <w:rPr>
-          <w:b/>
-          <w:bCs/>
-        </w:rPr>
-      </w:pPr>
-    </w:p>
-    <w:p>
-      <w:pPr>
-        <w:jc w:val="center"/>
-        <w:rPr>
-          <w:b/>
-          <w:bCs/>
-        </w:rPr>
-      </w:pPr>
-    </w:p>
-    <w:p>
-      <w:pPr>
-        <w:rPr>
-          <w:b/>
-          <w:bCs/>
-        </w:rPr>
-      </w:pPr>
-    </w:p>
-    <w:p>
-      <w:pPr>
-        <w:rPr>
-          <w:b/>
-          <w:bCs/>
-        </w:rPr>
-      </w:pPr>
+        <w:rPr>
+          <w:b/>
+          <w:bCs/>
+        </w:rPr>
+      </w:pPr>
+    </w:p>
+    <w:p>
+      <w:pPr>
+        <w:rPr>
+          <w:b/>
+          <w:bCs/>
+        </w:rPr>
+      </w:pPr>
+    </w:p>
+    <w:p>
+      <w:pPr>
+        <w:rPr>
+          <w:b/>
+          <w:bCs/>
+        </w:rPr>
+      </w:pPr>
+      <w:r>
+        <w:rPr>
+          <w:b/>
+          <w:bCs/>
+        </w:rPr>
+        <w:lastRenderedPageBreak/>
+        <w:t xml:space="preserve">Name: </w:t>
+      </w:r>
+      <w:proofErr w:type="spellStart"/>
+      <w:r>
+        <w:rPr>
+          <w:b/>
+          <w:bCs/>
+        </w:rPr>
+        <w:t>Yashwanth</w:t>
+      </w:r>
+      <w:proofErr w:type="spellEnd"/>
+      <w:r>
+        <w:rPr>
+          <w:b/>
+          <w:bCs/>
+        </w:rPr>
+        <w:t xml:space="preserve"> S</w:t>
+      </w:r>
+    </w:p>
+    <w:p>
+      <w:pPr>
+        <w:rPr>
+          <w:b/>
+          <w:bCs/>
+        </w:rPr>
+      </w:pPr>
+      <w:r>
+        <w:rPr>
+          <w:b/>
+          <w:bCs/>
+        </w:rPr>
+        <w:t xml:space="preserve">Roll </w:t>
+      </w:r>
       <w:proofErr w:type="gramStart"/>
       <w:r>
         <w:rPr>
           <w:b/>
           <w:bCs/>
         </w:rPr>
-        <w:lastRenderedPageBreak/>
+        <w:t>no :</w:t>
+      </w:r>
+      <w:proofErr w:type="gramEnd"/>
+      <w:r>
+        <w:rPr>
+          <w:b/>
+          <w:bCs/>
+        </w:rPr>
+        <w:t xml:space="preserve"> 241801323</w:t>
+      </w:r>
+    </w:p>
+    <w:p>
+      <w:pPr>
+        <w:rPr>
+          <w:b/>
+          <w:bCs/>
+        </w:rPr>
+      </w:pPr>
+    </w:p>
+    <w:p>
+      <w:pPr>
+        <w:rPr>
+          <w:b/>
+          <w:bCs/>
+        </w:rPr>
+      </w:pPr>
+      <w:proofErr w:type="gramStart"/>
+      <w:r>
+        <w:rPr>
+          <w:b/>
+          <w:bCs/>
+        </w:rPr>
         <w:t>2.</w:t>
       </w:r>
       <w:r>
@@ -484,29 +695,74 @@
           <w:bCs/>
         </w:rPr>
       </w:pPr>
-    </w:p>
-    <w:p>
-      <w:pPr>
-        <w:rPr>
-          <w:b/>
-          <w:bCs/>
-        </w:rPr>
-      </w:pPr>
-    </w:p>
-    <w:p>
-      <w:pPr>
-        <w:rPr>
-          <w:b/>
-          <w:bCs/>
-        </w:rPr>
-      </w:pPr>
+      <w:r>
+        <w:rPr>
+          <w:b/>
+          <w:bCs/>
+        </w:rPr>
+        <w:t xml:space="preserve">Name: </w:t>
+      </w:r>
+      <w:proofErr w:type="spellStart"/>
+      <w:r>
+        <w:rPr>
+          <w:b/>
+          <w:bCs/>
+        </w:rPr>
+        <w:t>Yashwanth</w:t>
+      </w:r>
+      <w:proofErr w:type="spellEnd"/>
+      <w:r>
+        <w:rPr>
+          <w:b/>
+          <w:bCs/>
+        </w:rPr>
+        <w:t xml:space="preserve"> S</w:t>
+      </w:r>
+    </w:p>
+    <w:p>
+      <w:pPr>
+        <w:rPr>
+          <w:b/>
+          <w:bCs/>
+        </w:rPr>
+      </w:pPr>
+      <w:r>
+        <w:rPr>
+          <w:b/>
+          <w:bCs/>
+        </w:rPr>
+        <w:t xml:space="preserve">Roll </w:t>
+      </w:r>
       <w:proofErr w:type="gramStart"/>
       <w:r>
         <w:rPr>
           <w:b/>
           <w:bCs/>
         </w:rPr>
-        <w:lastRenderedPageBreak/>
+        <w:t>no :</w:t>
+      </w:r>
+      <w:proofErr w:type="gramEnd"/>
+      <w:r>
+        <w:rPr>
+          <w:b/>
+          <w:bCs/>
+        </w:rPr>
+        <w:t xml:space="preserve"> 241801323</w:t>
+      </w:r>
+    </w:p>
+    <w:p>
+      <w:pPr>
+        <w:rPr>
+          <w:b/>
+          <w:bCs/>
+        </w:rPr>
+      </w:pPr>
+      <w:proofErr w:type="gramStart"/>
+      <w:r>
+        <w:rPr>
+          <w:b/>
+          <w:bCs/>
+        </w:rPr>
         <w:t>3.Prime</w:t>
       </w:r>
       <w:proofErr w:type="gramEnd"/>
@@ -615,37 +871,75 @@
           <w:bCs/>
         </w:rPr>
       </w:pPr>
-    </w:p>
-    <w:p>
-      <w:pPr>
-        <w:rPr>
-          <w:b/>
-          <w:bCs/>
-        </w:rPr>
-      </w:pPr>
-    </w:p>
-    <w:p>
-      <w:pPr>
-        <w:rPr>
-          <w:b/>
-          <w:bCs/>
-        </w:rPr>
-      </w:pPr>
-    </w:p>
-    <w:p>
-      <w:pPr>
-        <w:rPr>
-          <w:b/>
-          <w:bCs/>
-        </w:rPr>
-      </w:pPr>
+      <w:r>
+        <w:rPr>
+          <w:b/>
+          <w:bCs/>
+        </w:rPr>
+        <w:lastRenderedPageBreak/>
+        <w:t xml:space="preserve">Name: </w:t>
+      </w:r>
+      <w:proofErr w:type="spellStart"/>
+      <w:r>
+        <w:rPr>
+          <w:b/>
+          <w:bCs/>
+        </w:rPr>
+        <w:t>Yashwanth</w:t>
+      </w:r>
+      <w:proofErr w:type="spellEnd"/>
+      <w:r>
+        <w:rPr>
+          <w:b/>
+          <w:bCs/>
+        </w:rPr>
+        <w:t xml:space="preserve"> S</w:t>
+      </w:r>
+    </w:p>
+    <w:p>
+      <w:pPr>
+        <w:rPr>
+          <w:b/>
+          <w:bCs/>
+        </w:rPr>
+      </w:pPr>
+      <w:r>
+        <w:rPr>
+          <w:b/>
+          <w:bCs/>
+        </w:rPr>
+        <w:t xml:space="preserve">Roll </w:t>
+      </w:r>
       <w:proofErr w:type="gramStart"/>
       <w:r>
         <w:rPr>
           <w:b/>
           <w:bCs/>
         </w:rPr>
-        <w:lastRenderedPageBreak/>
+        <w:t>no :</w:t>
+      </w:r>
+      <w:proofErr w:type="gramEnd"/>
+      <w:r>
+        <w:rPr>
+          <w:b/>
+          <w:bCs/>
+        </w:rPr>
+        <w:t xml:space="preserve"> 241801323</w:t>
+      </w:r>
+    </w:p>
+    <w:p>
+      <w:pPr>
+        <w:rPr>
+          <w:b/>
+          <w:bCs/>
+        </w:rPr>
+      </w:pPr>
+      <w:proofErr w:type="gramStart"/>
+      <w:r>
+        <w:rPr>
+          <w:b/>
+          <w:bCs/>
+        </w:rPr>
         <w:t>4.Leap</w:t>
       </w:r>
       <w:proofErr w:type="gramEnd"/>
@@ -748,47 +1042,91 @@
           <w:bCs/>
         </w:rPr>
       </w:pPr>
-      <w:bookmarkStart w:id="0" w:name="_GoBack"/>
-      <w:bookmarkEnd w:id="0"/>
-    </w:p>
-    <w:p>
-      <w:pPr>
-        <w:rPr>
-          <w:b/>
-          <w:bCs/>
-        </w:rPr>
-      </w:pPr>
-    </w:p>
-    <w:p>
-      <w:pPr>
-        <w:rPr>
-          <w:b/>
-          <w:bCs/>
-        </w:rPr>
-      </w:pPr>
-    </w:p>
-    <w:p>
-      <w:pPr>
-        <w:rPr>
-          <w:b/>
-          <w:bCs/>
-        </w:rPr>
-      </w:pPr>
-    </w:p>
-    <w:p>
-      <w:pPr>
-        <w:rPr>
-          <w:b/>
-          <w:bCs/>
-        </w:rPr>
-      </w:pPr>
+    </w:p>
+    <w:p>
+      <w:pPr>
+        <w:rPr>
+          <w:b/>
+          <w:bCs/>
+        </w:rPr>
+      </w:pPr>
+    </w:p>
+    <w:p>
+      <w:pPr>
+        <w:rPr>
+          <w:b/>
+          <w:bCs/>
+        </w:rPr>
+      </w:pPr>
+      <w:r>
+        <w:rPr>
+          <w:b/>
+          <w:bCs/>
+        </w:rPr>
+        <w:lastRenderedPageBreak/>
+        <w:t xml:space="preserve">Name: </w:t>
+      </w:r>
+      <w:proofErr w:type="spellStart"/>
+      <w:r>
+        <w:rPr>
+          <w:b/>
+          <w:bCs/>
+        </w:rPr>
+        <w:t>Yashwanth</w:t>
+      </w:r>
+      <w:proofErr w:type="spellEnd"/>
+      <w:r>
+        <w:rPr>
+          <w:b/>
+          <w:bCs/>
+        </w:rPr>
+        <w:t xml:space="preserve"> S</w:t>
+      </w:r>
+    </w:p>
+    <w:p>
+      <w:pPr>
+        <w:rPr>
+          <w:b/>
+          <w:bCs/>
+        </w:rPr>
+      </w:pPr>
+      <w:r>
+        <w:rPr>
+          <w:b/>
+          <w:bCs/>
+        </w:rPr>
+        <w:t xml:space="preserve">Roll </w:t>
+      </w:r>
       <w:proofErr w:type="gramStart"/>
       <w:r>
         <w:rPr>
           <w:b/>
           <w:bCs/>
         </w:rPr>
-        <w:lastRenderedPageBreak/>
+        <w:t>no :</w:t>
+      </w:r>
+      <w:proofErr w:type="gramEnd"/>
+      <w:r>
+        <w:rPr>
+          <w:b/>
+          <w:bCs/>
+        </w:rPr>
+        <w:t xml:space="preserve"> 241801323</w:t>
+      </w:r>
+    </w:p>
+    <w:p>
+      <w:pPr>
+        <w:rPr>
+          <w:b/>
+          <w:bCs/>
+        </w:rPr>
+      </w:pPr>
+      <w:proofErr w:type="gramStart"/>
+      <w:r>
+        <w:rPr>
+          <w:b/>
+          <w:bCs/>
+        </w:rPr>
         <w:t>5.Palindrome</w:t>
       </w:r>
       <w:proofErr w:type="gramEnd"/>
@@ -812,23 +1150,29 @@
           <w:b/>
           <w:bCs/>
         </w:rPr>
-        <w:t xml:space="preserve">Write an Algorithm and draw a Flowchart to check whether the given number is </w:t>
-      </w:r>
-      <w:proofErr w:type="gramStart"/>
-      <w:r>
-        <w:rPr>
-          <w:b/>
-          <w:bCs/>
-        </w:rPr>
-        <w:t>Palindrome  or</w:t>
-      </w:r>
-      <w:proofErr w:type="gramEnd"/>
-      <w:r>
-        <w:rPr>
-          <w:b/>
-          <w:bCs/>
-        </w:rPr>
-        <w:t xml:space="preserve"> not</w:t>
+        <w:t>Write a</w:t>
+      </w:r>
+      <w:r>
+        <w:rPr>
+          <w:b/>
+          <w:bCs/>
+        </w:rPr>
+        <w:t xml:space="preserve">n Algorithm and draw a Flowchart to check whether the given number is Palindrome  </w:t>
+      </w:r>
+    </w:p>
+    <w:p>
+      <w:pPr>
+        <w:rPr>
+          <w:b/>
+          <w:bCs/>
+        </w:rPr>
+      </w:pPr>
+      <w:r>
+        <w:rPr>
+          <w:b/>
+          <w:bCs/>
+        </w:rPr>
+        <w:t xml:space="preserve">Or not </w:t>
       </w:r>
     </w:p>
     <w:p>
@@ -846,10 +1190,10 @@
           <w:lang w:val="en-IN" w:eastAsia="en-IN" w:bidi="ta-IN"/>
         </w:rPr>
         <w:drawing>
-          <wp:inline distT="0" distB="0" distL="0" distR="0">
-            <wp:extent cx="4093369" cy="7277100"/>
-            <wp:effectExtent l="0" t="0" r="0" b="0"/>
-            <wp:docPr id="27" name="Picture 27"/>
+          <wp:inline distT="0" distB="0" distL="0" distR="0" wp14:anchorId="0BF65527" wp14:editId="042D6741">
+            <wp:extent cx="3573660" cy="6353175"/>
+            <wp:effectExtent l="0" t="0" r="8255" b="0"/>
+            <wp:docPr id="4" name="Picture 4"/>
             <wp:cNvGraphicFramePr>
               <a:graphicFrameLocks xmlns:a="http://schemas.openxmlformats.org/drawingml/2006/main" noChangeAspect="1"/>
             </wp:cNvGraphicFramePr>
@@ -875,7 +1219,7 @@
                   <pic:spPr>
                     <a:xfrm>
                       <a:off x="0" y="0"/>
-                      <a:ext cx="4093369" cy="7277100"/>
+                      <a:ext cx="3577466" cy="6359941"/>
                     </a:xfrm>
                     <a:prstGeom prst="rect">
                       <a:avLst/>
@@ -893,50 +1237,121 @@
         <w:rPr>
           <w:b/>
           <w:bCs/>
-        </w:rPr>
-      </w:pPr>
-      <w:r>
-        <w:rPr>
-          <w:b/>
-          <w:bCs/>
-        </w:rPr>
-        <w:lastRenderedPageBreak/>
-        <w:t xml:space="preserve">6. Sum of Digits </w:t>
-      </w:r>
-    </w:p>
-    <w:p>
-      <w:pPr>
-        <w:rPr>
-          <w:b/>
-          <w:bCs/>
-        </w:rPr>
-      </w:pPr>
-      <w:r>
-        <w:rPr>
-          <w:b/>
-          <w:bCs/>
-        </w:rPr>
-        <w:t>Write an Algorithm and draw a Flowchart to calculate the sum of digits in the given number</w:t>
-      </w:r>
-    </w:p>
-    <w:p>
-      <w:pPr>
-        <w:rPr>
-          <w:b/>
-          <w:bCs/>
-        </w:rPr>
-      </w:pPr>
-      <w:r>
-        <w:rPr>
-          <w:b/>
-          <w:bCs/>
           <w:noProof/>
           <w:lang w:val="en-IN" w:eastAsia="en-IN" w:bidi="ta-IN"/>
         </w:rPr>
+      </w:pPr>
+    </w:p>
+    <w:p>
+      <w:pPr>
+        <w:rPr>
+          <w:b/>
+          <w:bCs/>
+        </w:rPr>
+      </w:pPr>
+      <w:r>
+        <w:rPr>
+          <w:b/>
+          <w:bCs/>
+        </w:rPr>
+        <w:t xml:space="preserve">Name: </w:t>
+      </w:r>
+      <w:proofErr w:type="spellStart"/>
+      <w:r>
+        <w:rPr>
+          <w:b/>
+          <w:bCs/>
+        </w:rPr>
+        <w:t>Yashwanth</w:t>
+      </w:r>
+      <w:proofErr w:type="spellEnd"/>
+      <w:r>
+        <w:rPr>
+          <w:b/>
+          <w:bCs/>
+        </w:rPr>
+        <w:t xml:space="preserve"> S</w:t>
+      </w:r>
+    </w:p>
+    <w:p>
+      <w:pPr>
+        <w:rPr>
+          <w:b/>
+          <w:bCs/>
+        </w:rPr>
+      </w:pPr>
+      <w:r>
+        <w:rPr>
+          <w:b/>
+          <w:bCs/>
+        </w:rPr>
+        <w:t xml:space="preserve">Roll </w:t>
+      </w:r>
+      <w:proofErr w:type="gramStart"/>
+      <w:r>
+        <w:rPr>
+          <w:b/>
+          <w:bCs/>
+        </w:rPr>
+        <w:t>no :</w:t>
+      </w:r>
+      <w:proofErr w:type="gramEnd"/>
+      <w:r>
+        <w:rPr>
+          <w:b/>
+          <w:bCs/>
+        </w:rPr>
+        <w:t xml:space="preserve"> 241801323</w:t>
+      </w:r>
+    </w:p>
+    <w:p>
+      <w:pPr>
+        <w:rPr>
+          <w:b/>
+          <w:bCs/>
+        </w:rPr>
+      </w:pPr>
+      <w:r>
+        <w:rPr>
+          <w:b/>
+          <w:bCs/>
+        </w:rPr>
+        <w:t xml:space="preserve">6. Sum of Digits </w:t>
+      </w:r>
+    </w:p>
+    <w:p>
+      <w:pPr>
+        <w:rPr>
+          <w:b/>
+          <w:bCs/>
+        </w:rPr>
+      </w:pPr>
+      <w:r>
+        <w:rPr>
+          <w:b/>
+          <w:bCs/>
+        </w:rPr>
+        <w:t>Write an Algorithm and draw a Flowchart to calculate the sum of digits in the given number</w:t>
+      </w:r>
+    </w:p>
+    <w:p>
+      <w:pPr>
+        <w:rPr>
+          <w:b/>
+          <w:bCs/>
+        </w:rPr>
+      </w:pPr>
+      <w:r>
+        <w:rPr>
+          <w:b/>
+          <w:bCs/>
+          <w:noProof/>
+          <w:lang w:val="en-IN" w:eastAsia="en-IN" w:bidi="ta-IN"/>
+        </w:rPr>
         <w:drawing>
           <wp:inline distT="0" distB="0" distL="0" distR="0">
-            <wp:extent cx="4221956" cy="7505700"/>
-            <wp:effectExtent l="0" t="0" r="0" b="0"/>
+            <wp:extent cx="3637955" cy="6467475"/>
+            <wp:effectExtent l="0" t="0" r="635" b="0"/>
             <wp:docPr id="28" name="Picture 28"/>
             <wp:cNvGraphicFramePr>
               <a:graphicFrameLocks xmlns:a="http://schemas.openxmlformats.org/drawingml/2006/main" noChangeAspect="1"/>
@@ -963,7 +1378,7 @@
                   <pic:spPr>
                     <a:xfrm>
                       <a:off x="0" y="0"/>
-                      <a:ext cx="4221956" cy="7505700"/>
+                      <a:ext cx="3640008" cy="6471124"/>
                     </a:xfrm>
                     <a:prstGeom prst="rect">
                       <a:avLst/>
@@ -975,6 +1390,8 @@
           </wp:inline>
         </w:drawing>
       </w:r>
+      <w:bookmarkStart w:id="0" w:name="_GoBack"/>
+      <w:bookmarkEnd w:id="0"/>
     </w:p>
     <w:sectPr>
       <w:pgSz w:w="12240" w:h="15840"/>
@@ -2764,7 +3181,7 @@
 </file>
 
 <file path=customXml/itemProps1.xml><?xml version="1.0" encoding="utf-8"?>
-<ds:datastoreItem xmlns:ds="http://schemas.openxmlformats.org/officeDocument/2006/customXml" ds:itemID="{B4B95FFA-658E-4FB1-8579-3D0C4E8AD80B}">
+<ds:datastoreItem xmlns:ds="http://schemas.openxmlformats.org/officeDocument/2006/customXml" ds:itemID="{6F31989F-1C3A-4905-A55B-101ED885742E}">
   <ds:schemaRefs>
     <ds:schemaRef ds:uri="http://schemas.openxmlformats.org/officeDocument/2006/bibliography"/>
   </ds:schemaRefs>
